--- a/dist/RunwaysnPoppies-Facebook-Captions.docx
+++ b/dist/RunwaysnPoppies-Facebook-Captions.docx
@@ -543,6 +543,20 @@
     </w:p>
     <w:p>
       <w:r>
+        <w:t xml:space="preserve">Everything we do is at </w:t>
+      </w:r>
+      <w:r>
+        <w:rPr>
+          <w:b/>
+        </w:rPr>
+        <w:t>runwaysnpoppies.com</w:t>
+      </w:r>
+      <w:r>
+        <w:t>.</w:t>
+      </w:r>
+    </w:p>
+    <w:p>
+      <w:r>
         <w:t>I'll be sharing where we go, what we learn, what it costs, and what I get wrong, because I</w:t>
       </w:r>
     </w:p>
@@ -1445,6 +1459,21 @@
     </w:p>
     <w:p>
       <w:r>
+        <w:t>My dad is a veteran. That isn't a credential I pull out to win an argument — it's just the</w:t>
+      </w:r>
+    </w:p>
+    <w:p>
+      <w:r>
+        <w:t>house I grew up in. And now I serve veterans and their families as Chaplain for Auxiliary</w:t>
+      </w:r>
+    </w:p>
+    <w:p>
+      <w:r>
+        <w:t>969, which mostly means I show up after somebody's worst day has already happened.</w:t>
+      </w:r>
+    </w:p>
+    <w:p>
+      <w:r>
         <w:t>So when I take my son out to the fence at the airfield and we watch a 737 roll past twenty</w:t>
       </w:r>
     </w:p>
@@ -1554,7 +1583,16 @@
     </w:p>
     <w:p>
       <w:r>
-        <w:t>That's the whole channel. Glad you're here.</w:t>
+        <w:t xml:space="preserve">That's the whole channel. Everything lives at </w:t>
+      </w:r>
+      <w:r>
+        <w:rPr>
+          <w:b/>
+        </w:rPr>
+        <w:t>runwaysnpoppies.com</w:t>
+      </w:r>
+      <w:r>
+        <w:t>. Glad you're here.</w:t>
       </w:r>
     </w:p>
     <w:p>
